--- a/Proposal working/Proposal Tracking Document.docx
+++ b/Proposal working/Proposal Tracking Document.docx
@@ -143,19 +143,39 @@
     <w:p>
       <w:pPr>
         <w:pStyle w:val="Heading3"/>
+        <w:rPr>
+          <w:highlight w:val="yellow"/>
+        </w:rPr>
       </w:pPr>
       <w:r>
+        <w:rPr>
+          <w:highlight w:val="yellow"/>
+        </w:rPr>
         <w:t xml:space="preserve">Project Risk Analysis </w:t>
       </w:r>
     </w:p>
     <w:p>
-      <w:r>
+      <w:pPr>
+        <w:rPr>
+          <w:highlight w:val="yellow"/>
+        </w:rPr>
+      </w:pPr>
+      <w:r>
+        <w:rPr>
+          <w:highlight w:val="yellow"/>
+        </w:rPr>
         <w:t xml:space="preserve">Academic integrity as a project risk </w:t>
       </w:r>
     </w:p>
     <w:p>
       <w:r>
-        <w:t xml:space="preserve">Completing the Risk Assessment Matrix </w:t>
+        <w:rPr>
+          <w:highlight w:val="yellow"/>
+        </w:rPr>
+        <w:t>Completing the Risk Assessment Matrix</w:t>
+      </w:r>
+      <w:r>
+        <w:t xml:space="preserve"> </w:t>
       </w:r>
     </w:p>
     <w:p/>
